--- a/pr-preview/pr-181/chapters/citations-evidence.docx
+++ b/pr-preview/pr-181/chapters/citations-evidence.docx
@@ -15,7 +15,7 @@
         <w:pStyle w:val="Date"/>
       </w:pPr>
       <w:r>
-        <w:t xml:space="preserve">Last modified: 2026-10-13 15:24:15 (PDT)</w:t>
+        <w:t xml:space="preserve">Last modified: 2026-10-13 16:31:13 (PDT)</w:t>
       </w:r>
     </w:p>
     <w:p>
@@ -2888,13 +2888,13 @@
       </w:r>
     </w:p>
     <w:bookmarkEnd w:id="35"/>
-    <w:bookmarkStart w:id="36" w:name="put-the-content-first"/>
+    <w:bookmarkStart w:id="38" w:name="cite-the-original-for-named-results"/>
     <w:p>
       <w:pPr>
         <w:pStyle w:val="Heading2"/>
       </w:pPr>
       <w:r>
-        <w:t xml:space="preserve">10 Put the content first</w:t>
+        <w:t xml:space="preserve">10 Cite the original for named results</w:t>
       </w:r>
     </w:p>
     <w:p>
@@ -2902,6 +2902,347 @@
         <w:pStyle w:val="FirstParagraph"/>
       </w:pPr>
       <w:r>
+        <w:t xml:space="preserve">When you present a result that carries a person’s name,</w:t>
+      </w:r>
+      <w:r>
+        <w:t xml:space="preserve"> </w:t>
+      </w:r>
+      <w:r>
+        <w:t xml:space="preserve">or whose first appearance is well documented,</w:t>
+      </w:r>
+      <w:r>
+        <w:t xml:space="preserve"> </w:t>
+      </w:r>
+      <w:r>
+        <w:t xml:space="preserve">cite the publication where it first appeared</w:t>
+      </w:r>
+      <w:r>
+        <w:t xml:space="preserve"> </w:t>
+      </w:r>
+      <w:r>
+        <w:t xml:space="preserve">alongside a modern textbook that teaches it.</w:t>
+      </w:r>
+      <w:r>
+        <w:t xml:space="preserve"> </w:t>
+      </w:r>
+      <w:r>
+        <w:t xml:space="preserve">The original shows readers where the result comes from</w:t>
+      </w:r>
+      <w:r>
+        <w:t xml:space="preserve"> </w:t>
+      </w:r>
+      <w:r>
+        <w:t xml:space="preserve">and credits its authors.</w:t>
+      </w:r>
+      <w:r>
+        <w:t xml:space="preserve"> </w:t>
+      </w:r>
+      <w:r>
+        <w:t xml:space="preserve">The textbook is where a student will actually learn it.</w:t>
+      </w:r>
+    </w:p>
+    <w:p>
+      <w:pPr>
+        <w:pStyle w:val="BodyText"/>
+      </w:pPr>
+      <w:r>
+        <w:t xml:space="preserve">Put the historical note in a short remark after the statement and its proof,</w:t>
+      </w:r>
+      <w:r>
+        <w:t xml:space="preserve"> </w:t>
+      </w:r>
+      <w:r>
+        <w:t xml:space="preserve">not inside the definition or theorem itself,</w:t>
+      </w:r>
+      <w:r>
+        <w:t xml:space="preserve"> </w:t>
+      </w:r>
+      <w:r>
+        <w:t xml:space="preserve">so that each theorem div still holds one result.</w:t>
+      </w:r>
+    </w:p>
+    <w:p>
+      <w:pPr>
+        <w:pStyle w:val="BodyText"/>
+      </w:pPr>
+      <w:r>
+        <w:t xml:space="preserve">Apply the rule to:</w:t>
+      </w:r>
+    </w:p>
+    <w:p>
+      <w:pPr>
+        <w:pStyle w:val="Compact"/>
+        <w:numPr>
+          <w:ilvl w:val="0"/>
+          <w:numId w:val="1017"/>
+        </w:numPr>
+      </w:pPr>
+      <w:r>
+        <w:t xml:space="preserve">named theorems, inequalities, and algorithms;</w:t>
+      </w:r>
+    </w:p>
+    <w:p>
+      <w:pPr>
+        <w:pStyle w:val="Compact"/>
+        <w:numPr>
+          <w:ilvl w:val="0"/>
+          <w:numId w:val="1017"/>
+        </w:numPr>
+      </w:pPr>
+      <w:r>
+        <w:t xml:space="preserve">definitions that a specific paper introduced;</w:t>
+      </w:r>
+    </w:p>
+    <w:p>
+      <w:pPr>
+        <w:pStyle w:val="Compact"/>
+        <w:numPr>
+          <w:ilvl w:val="0"/>
+          <w:numId w:val="1017"/>
+        </w:numPr>
+      </w:pPr>
+      <w:r>
+        <w:t xml:space="preserve">results whose usual name is not the whole story,</w:t>
+      </w:r>
+      <w:r>
+        <w:t xml:space="preserve"> </w:t>
+      </w:r>
+      <w:r>
+        <w:t xml:space="preserve">such as Chebyshev’s inequality,</w:t>
+      </w:r>
+      <w:r>
+        <w:t xml:space="preserve"> </w:t>
+      </w:r>
+      <w:r>
+        <w:t xml:space="preserve">which Bienaymé derived earlier.</w:t>
+      </w:r>
+    </w:p>
+    <w:p>
+      <w:pPr>
+        <w:pStyle w:val="FirstParagraph"/>
+      </w:pPr>
+      <w:r>
+        <w:t xml:space="preserve">Do not apply it to:</w:t>
+      </w:r>
+    </w:p>
+    <w:p>
+      <w:pPr>
+        <w:pStyle w:val="Compact"/>
+        <w:numPr>
+          <w:ilvl w:val="0"/>
+          <w:numId w:val="1018"/>
+        </w:numPr>
+      </w:pPr>
+      <w:r>
+        <w:t xml:space="preserve">routine lemmas;</w:t>
+      </w:r>
+    </w:p>
+    <w:p>
+      <w:pPr>
+        <w:pStyle w:val="Compact"/>
+        <w:numPr>
+          <w:ilvl w:val="0"/>
+          <w:numId w:val="1018"/>
+        </w:numPr>
+      </w:pPr>
+      <w:r>
+        <w:t xml:space="preserve">textbook exercises;</w:t>
+      </w:r>
+    </w:p>
+    <w:p>
+      <w:pPr>
+        <w:pStyle w:val="Compact"/>
+        <w:numPr>
+          <w:ilvl w:val="0"/>
+          <w:numId w:val="1018"/>
+        </w:numPr>
+      </w:pPr>
+      <w:r>
+        <w:t xml:space="preserve">results with no identifiable first source.</w:t>
+      </w:r>
+    </w:p>
+    <w:p>
+      <w:pPr>
+        <w:pStyle w:val="FirstParagraph"/>
+      </w:pPr>
+      <w:r>
+        <w:t xml:space="preserve">When the credit is disputed or the first source is unclear,</w:t>
+      </w:r>
+      <w:r>
+        <w:t xml:space="preserve"> </w:t>
+      </w:r>
+      <w:r>
+        <w:t xml:space="preserve">say so in one sentence and cite a history of the result</w:t>
+      </w:r>
+      <w:r>
+        <w:t xml:space="preserve"> </w:t>
+      </w:r>
+      <w:r>
+        <w:t xml:space="preserve">instead of naming a source you have not checked.</w:t>
+      </w:r>
+    </w:p>
+    <w:p>
+      <w:pPr>
+        <w:pStyle w:val="BodyText"/>
+      </w:pPr>
+      <w:r>
+        <w:t xml:space="preserve">Check every detail of the original against an official source, such as:</w:t>
+      </w:r>
+    </w:p>
+    <w:p>
+      <w:pPr>
+        <w:pStyle w:val="Compact"/>
+        <w:numPr>
+          <w:ilvl w:val="0"/>
+          <w:numId w:val="1019"/>
+        </w:numPr>
+      </w:pPr>
+      <w:r>
+        <w:t xml:space="preserve">the publisher;</w:t>
+      </w:r>
+    </w:p>
+    <w:p>
+      <w:pPr>
+        <w:pStyle w:val="Compact"/>
+        <w:numPr>
+          <w:ilvl w:val="0"/>
+          <w:numId w:val="1019"/>
+        </w:numPr>
+      </w:pPr>
+      <w:r>
+        <w:t xml:space="preserve">the journal’s archive;</w:t>
+      </w:r>
+    </w:p>
+    <w:p>
+      <w:pPr>
+        <w:pStyle w:val="Compact"/>
+        <w:numPr>
+          <w:ilvl w:val="0"/>
+          <w:numId w:val="1019"/>
+        </w:numPr>
+      </w:pPr>
+      <w:r>
+        <w:t xml:space="preserve">a library such as</w:t>
+      </w:r>
+      <w:r>
+        <w:t xml:space="preserve"> </w:t>
+      </w:r>
+      <w:hyperlink r:id="rId36">
+        <w:r>
+          <w:rPr>
+            <w:rStyle w:val="Hyperlink"/>
+          </w:rPr>
+          <w:t xml:space="preserve">Numdam</w:t>
+        </w:r>
+      </w:hyperlink>
+      <w:r>
+        <w:t xml:space="preserve">.</w:t>
+      </w:r>
+    </w:p>
+    <w:p>
+      <w:pPr>
+        <w:pStyle w:val="FirstParagraph"/>
+      </w:pPr>
+      <w:r>
+        <w:t xml:space="preserve">Never cite an unauthorized copy,</w:t>
+      </w:r>
+      <w:r>
+        <w:t xml:space="preserve"> </w:t>
+      </w:r>
+      <w:r>
+        <w:t xml:space="preserve">and never fill in a title, volume, or page number from memory.</w:t>
+      </w:r>
+    </w:p>
+    <w:bookmarkStart w:id="37" w:name="exm-cite-original"/>
+    <w:p>
+      <w:pPr>
+        <w:pStyle w:val="BodyText"/>
+      </w:pPr>
+      <w:r>
+        <w:rPr>
+          <w:b/>
+          <w:bCs/>
+        </w:rPr>
+        <w:t xml:space="preserve">Example 3 (Crediting Chebyshev’s inequality)</w:t>
+      </w:r>
+      <w:r>
+        <w:t xml:space="preserve"> </w:t>
+      </w:r>
+      <w:r>
+        <w:t xml:space="preserve"> </w:t>
+      </w:r>
+    </w:p>
+    <w:p>
+      <w:pPr>
+        <w:pStyle w:val="BlockText"/>
+      </w:pPr>
+      <w:r>
+        <w:t xml:space="preserve">❌ Chebyshev’s inequality says that …</w:t>
+      </w:r>
+    </w:p>
+    <w:p>
+      <w:pPr>
+        <w:pStyle w:val="BlockText"/>
+      </w:pPr>
+      <w:r>
+        <w:t xml:space="preserve">✅ Chebyshev’s inequality says that …</w:t>
+      </w:r>
+      <w:r>
+        <w:t xml:space="preserve"> </w:t>
+      </w:r>
+      <w:r>
+        <w:t xml:space="preserve">Bienaymé derived the bound</w:t>
+      </w:r>
+      <w:r>
+        <w:t xml:space="preserve"> </w:t>
+      </w:r>
+      <w:r>
+        <w:t xml:space="preserve">(Bienaymé 1853)</w:t>
+      </w:r>
+      <w:r>
+        <w:t xml:space="preserve">, and Tchébychef proved a more general form</w:t>
+      </w:r>
+      <w:r>
+        <w:t xml:space="preserve"> </w:t>
+      </w:r>
+      <w:r>
+        <w:t xml:space="preserve">(Tchébychef 1867)</w:t>
+      </w:r>
+      <w:r>
+        <w:t xml:space="preserve">.</w:t>
+      </w:r>
+      <w:r>
+        <w:t xml:space="preserve"> </w:t>
+      </w:r>
+      <w:r>
+        <w:t xml:space="preserve">A modern treatment is in</w:t>
+      </w:r>
+      <w:r>
+        <w:t xml:space="preserve"> </w:t>
+      </w:r>
+      <w:r>
+        <w:t xml:space="preserve">Blitzstein and Hwang (2019)</w:t>
+      </w:r>
+      <w:r>
+        <w:t xml:space="preserve">.</w:t>
+      </w:r>
+    </w:p>
+    <w:bookmarkEnd w:id="37"/>
+    <w:bookmarkEnd w:id="38"/>
+    <w:bookmarkStart w:id="39" w:name="put-the-content-first"/>
+    <w:p>
+      <w:pPr>
+        <w:pStyle w:val="Heading2"/>
+      </w:pPr>
+      <w:r>
+        <w:t xml:space="preserve">11 Put the content first</w:t>
+      </w:r>
+    </w:p>
+    <w:p>
+      <w:pPr>
+        <w:pStyle w:val="FirstParagraph"/>
+      </w:pPr>
+      <w:r>
         <w:t xml:space="preserve">Headings and sentences should name the topic, not its author:</w:t>
       </w:r>
       <w:r>
@@ -2941,14 +3282,14 @@
         <w:t xml:space="preserve">without commentary on who said it or where it was repeated.</w:t>
       </w:r>
     </w:p>
-    <w:bookmarkEnd w:id="36"/>
-    <w:bookmarkStart w:id="38" w:name="adapting-another-courses-material"/>
+    <w:bookmarkEnd w:id="39"/>
+    <w:bookmarkStart w:id="41" w:name="adapting-another-courses-material"/>
     <w:p>
       <w:pPr>
         <w:pStyle w:val="Heading2"/>
       </w:pPr>
       <w:r>
-        <w:t xml:space="preserve">11 Adapting another course’s material</w:t>
+        <w:t xml:space="preserve">12 Adapting another course’s material</w:t>
       </w:r>
     </w:p>
     <w:p>
@@ -3187,13 +3528,13 @@
         <w:t xml:space="preserve">:::</w:t>
       </w:r>
     </w:p>
-    <w:bookmarkStart w:id="37" w:name="material-from-your-own-repositories"/>
+    <w:bookmarkStart w:id="40" w:name="material-from-your-own-repositories"/>
     <w:p>
       <w:pPr>
         <w:pStyle w:val="Heading3"/>
       </w:pPr>
       <w:r>
-        <w:t xml:space="preserve">11.1 Material from your own repositories</w:t>
+        <w:t xml:space="preserve">12.1 Material from your own repositories</w:t>
       </w:r>
     </w:p>
     <w:p>
@@ -3229,7 +3570,7 @@
         <w:pStyle w:val="Compact"/>
         <w:numPr>
           <w:ilvl w:val="0"/>
-          <w:numId w:val="1017"/>
+          <w:numId w:val="1020"/>
         </w:numPr>
       </w:pPr>
       <w:r>
@@ -3241,7 +3582,7 @@
         <w:pStyle w:val="Compact"/>
         <w:numPr>
           <w:ilvl w:val="0"/>
-          <w:numId w:val="1017"/>
+          <w:numId w:val="1020"/>
         </w:numPr>
       </w:pPr>
       <w:r>
@@ -3279,7 +3620,7 @@
         <w:pStyle w:val="Compact"/>
         <w:numPr>
           <w:ilvl w:val="0"/>
-          <w:numId w:val="1018"/>
+          <w:numId w:val="1021"/>
         </w:numPr>
       </w:pPr>
       <w:r>
@@ -3303,7 +3644,7 @@
         <w:pStyle w:val="Compact"/>
         <w:numPr>
           <w:ilvl w:val="0"/>
-          <w:numId w:val="1018"/>
+          <w:numId w:val="1021"/>
         </w:numPr>
       </w:pPr>
       <w:r>
@@ -3316,23 +3657,23 @@
         <w:t xml:space="preserve">That link is a cross-reference, not an attribution.</w:t>
       </w:r>
     </w:p>
-    <w:bookmarkEnd w:id="37"/>
-    <w:bookmarkEnd w:id="38"/>
-    <w:bookmarkStart w:id="39" w:name="common-citation-errors-to-avoid"/>
+    <w:bookmarkEnd w:id="40"/>
+    <w:bookmarkEnd w:id="41"/>
+    <w:bookmarkStart w:id="42" w:name="common-citation-errors-to-avoid"/>
     <w:p>
       <w:pPr>
         <w:pStyle w:val="Heading2"/>
       </w:pPr>
       <w:r>
-        <w:t xml:space="preserve">12 Common citation errors to avoid</w:t>
-      </w:r>
-    </w:p>
-    <w:p>
-      <w:pPr>
-        <w:pStyle w:val="Compact"/>
-        <w:numPr>
-          <w:ilvl w:val="0"/>
-          <w:numId w:val="1019"/>
+        <w:t xml:space="preserve">13 Common citation errors to avoid</w:t>
+      </w:r>
+    </w:p>
+    <w:p>
+      <w:pPr>
+        <w:pStyle w:val="Compact"/>
+        <w:numPr>
+          <w:ilvl w:val="0"/>
+          <w:numId w:val="1022"/>
         </w:numPr>
       </w:pPr>
       <w:r>
@@ -3351,7 +3692,7 @@
         <w:pStyle w:val="Compact"/>
         <w:numPr>
           <w:ilvl w:val="0"/>
-          <w:numId w:val="1019"/>
+          <w:numId w:val="1022"/>
         </w:numPr>
       </w:pPr>
       <w:r>
@@ -3382,7 +3723,7 @@
         <w:pStyle w:val="Compact"/>
         <w:numPr>
           <w:ilvl w:val="0"/>
-          <w:numId w:val="1019"/>
+          <w:numId w:val="1022"/>
         </w:numPr>
       </w:pPr>
       <w:r>
@@ -3431,7 +3772,7 @@
         <w:pStyle w:val="Compact"/>
         <w:numPr>
           <w:ilvl w:val="0"/>
-          <w:numId w:val="1019"/>
+          <w:numId w:val="1022"/>
         </w:numPr>
       </w:pPr>
       <w:r>
@@ -3450,7 +3791,7 @@
         <w:pStyle w:val="Compact"/>
         <w:numPr>
           <w:ilvl w:val="0"/>
-          <w:numId w:val="1019"/>
+          <w:numId w:val="1022"/>
         </w:numPr>
       </w:pPr>
       <w:r>
@@ -3469,7 +3810,7 @@
         <w:pStyle w:val="Compact"/>
         <w:numPr>
           <w:ilvl w:val="0"/>
-          <w:numId w:val="1019"/>
+          <w:numId w:val="1022"/>
         </w:numPr>
       </w:pPr>
       <w:r>
@@ -3488,7 +3829,7 @@
         <w:pStyle w:val="Compact"/>
         <w:numPr>
           <w:ilvl w:val="0"/>
-          <w:numId w:val="1019"/>
+          <w:numId w:val="1022"/>
         </w:numPr>
       </w:pPr>
       <w:r>
@@ -3502,23 +3843,23 @@
         <w:t xml:space="preserve">: Failing to cite work that directly influenced your ideas</w:t>
       </w:r>
     </w:p>
-    <w:bookmarkEnd w:id="39"/>
-    <w:bookmarkStart w:id="45" w:name="examples"/>
+    <w:bookmarkEnd w:id="42"/>
+    <w:bookmarkStart w:id="48" w:name="examples"/>
     <w:p>
       <w:pPr>
         <w:pStyle w:val="Heading2"/>
       </w:pPr>
       <w:r>
-        <w:t xml:space="preserve">13 Examples</w:t>
-      </w:r>
-    </w:p>
-    <w:bookmarkStart w:id="40" w:name="poor-unsupported-claim"/>
+        <w:t xml:space="preserve">14 Examples</w:t>
+      </w:r>
+    </w:p>
+    <w:bookmarkStart w:id="43" w:name="poor-unsupported-claim"/>
     <w:p>
       <w:pPr>
         <w:pStyle w:val="Heading3"/>
       </w:pPr>
       <w:r>
-        <w:t xml:space="preserve">13.1 Poor (unsupported claim)</w:t>
+        <w:t xml:space="preserve">14.1 Poor (unsupported claim)</w:t>
       </w:r>
     </w:p>
     <w:p>
@@ -3544,14 +3885,14 @@
         <w:t xml:space="preserve">: This claim is stated as fact without any support.</w:t>
       </w:r>
     </w:p>
-    <w:bookmarkEnd w:id="40"/>
-    <w:bookmarkStart w:id="41" w:name="better-citation-provided"/>
+    <w:bookmarkEnd w:id="43"/>
+    <w:bookmarkStart w:id="44" w:name="better-citation-provided"/>
     <w:p>
       <w:pPr>
         <w:pStyle w:val="Heading3"/>
       </w:pPr>
       <w:r>
-        <w:t xml:space="preserve">13.2 Better (citation provided)</w:t>
+        <w:t xml:space="preserve">14.2 Better (citation provided)</w:t>
       </w:r>
     </w:p>
     <w:p>
@@ -3586,14 +3927,14 @@
         <w:t xml:space="preserve">: Citations provide evidence for the claim.</w:t>
       </w:r>
     </w:p>
-    <w:bookmarkEnd w:id="41"/>
-    <w:bookmarkStart w:id="42" w:name="best-citation-with-context"/>
+    <w:bookmarkEnd w:id="44"/>
+    <w:bookmarkStart w:id="45" w:name="best-citation-with-context"/>
     <w:p>
       <w:pPr>
         <w:pStyle w:val="Heading3"/>
       </w:pPr>
       <w:r>
-        <w:t xml:space="preserve">13.3 Best (citation with context)</w:t>
+        <w:t xml:space="preserve">14.3 Best (citation with context)</w:t>
       </w:r>
     </w:p>
     <w:p>
@@ -3640,14 +3981,14 @@
         <w:t xml:space="preserve">: The specific support each citation provides is explained.</w:t>
       </w:r>
     </w:p>
-    <w:bookmarkEnd w:id="42"/>
-    <w:bookmarkStart w:id="43" w:name="poor-irrelevant-citation"/>
+    <w:bookmarkEnd w:id="45"/>
+    <w:bookmarkStart w:id="46" w:name="poor-irrelevant-citation"/>
     <w:p>
       <w:pPr>
         <w:pStyle w:val="Heading3"/>
       </w:pPr>
       <w:r>
-        <w:t xml:space="preserve">13.4 Poor (irrelevant citation)</w:t>
+        <w:t xml:space="preserve">14.4 Poor (irrelevant citation)</w:t>
       </w:r>
     </w:p>
     <w:p>
@@ -3682,14 +4023,14 @@
         <w:t xml:space="preserve">: Knuth’s 1984 paper on literate programming doesn’t address Python or data science.</w:t>
       </w:r>
     </w:p>
-    <w:bookmarkEnd w:id="43"/>
-    <w:bookmarkStart w:id="44" w:name="better-relevant-citation"/>
+    <w:bookmarkEnd w:id="46"/>
+    <w:bookmarkStart w:id="47" w:name="better-relevant-citation"/>
     <w:p>
       <w:pPr>
         <w:pStyle w:val="Heading3"/>
       </w:pPr>
       <w:r>
-        <w:t xml:space="preserve">13.5 Better (relevant citation)</w:t>
+        <w:t xml:space="preserve">14.5 Better (relevant citation)</w:t>
       </w:r>
     </w:p>
     <w:p>
@@ -3724,15 +4065,15 @@
         <w:t xml:space="preserve">: The citation is to a current survey of programming language usage.</w:t>
       </w:r>
     </w:p>
-    <w:bookmarkEnd w:id="44"/>
-    <w:bookmarkEnd w:id="45"/>
-    <w:bookmarkStart w:id="56" w:name="conclusion"/>
+    <w:bookmarkEnd w:id="47"/>
+    <w:bookmarkEnd w:id="48"/>
+    <w:bookmarkStart w:id="65" w:name="conclusion"/>
     <w:p>
       <w:pPr>
         <w:pStyle w:val="Heading2"/>
       </w:pPr>
       <w:r>
-        <w:t xml:space="preserve">14 Conclusion</w:t>
+        <w:t xml:space="preserve">15 Conclusion</w:t>
       </w:r>
     </w:p>
     <w:p>
@@ -3785,8 +4126,103 @@
         <w:t xml:space="preserve">add a citation or present direct evidence.</w:t>
       </w:r>
     </w:p>
-    <w:bookmarkStart w:id="55" w:name="refs"/>
-    <w:bookmarkStart w:id="47" w:name="ref-hawkins2004"/>
+    <w:bookmarkStart w:id="64" w:name="refs"/>
+    <w:bookmarkStart w:id="50" w:name="ref-bienayme1853"/>
+    <w:p>
+      <w:pPr>
+        <w:pStyle w:val="Bibliography"/>
+      </w:pPr>
+      <w:r>
+        <w:t xml:space="preserve">Bienaymé, Irénée-Jules. 1853.</w:t>
+      </w:r>
+      <w:r>
+        <w:t xml:space="preserve"> </w:t>
+      </w:r>
+      <w:r>
+        <w:t xml:space="preserve">“Considérations à l’appui de La Découverte de</w:t>
+      </w:r>
+      <w:r>
+        <w:t xml:space="preserve"> </w:t>
+      </w:r>
+      <w:r>
+        <w:t xml:space="preserve">Laplace</w:t>
+      </w:r>
+      <w:r>
+        <w:t xml:space="preserve"> </w:t>
+      </w:r>
+      <w:r>
+        <w:t xml:space="preserve">Sur La Loi de Probabilité Dans La Méthode Des Moindres Carrés.”</w:t>
+      </w:r>
+      <w:r>
+        <w:t xml:space="preserve"> </w:t>
+      </w:r>
+      <w:r>
+        <w:rPr>
+          <w:i/>
+          <w:iCs/>
+        </w:rPr>
+        <w:t xml:space="preserve">Comptes Rendus de l’Académie Des Sciences</w:t>
+      </w:r>
+      <w:r>
+        <w:t xml:space="preserve"> </w:t>
+      </w:r>
+      <w:r>
+        <w:t xml:space="preserve">37: 309–24.</w:t>
+      </w:r>
+      <w:r>
+        <w:t xml:space="preserve"> </w:t>
+      </w:r>
+      <w:hyperlink r:id="rId49">
+        <w:r>
+          <w:rPr>
+            <w:rStyle w:val="Hyperlink"/>
+          </w:rPr>
+          <w:t xml:space="preserve">https://www.numdam.org/item/JMPA_1867_2_12__158_0/</w:t>
+        </w:r>
+      </w:hyperlink>
+      <w:r>
+        <w:t xml:space="preserve">.</w:t>
+      </w:r>
+    </w:p>
+    <w:bookmarkEnd w:id="50"/>
+    <w:bookmarkStart w:id="52" w:name="ref-blitzstein2019introduction"/>
+    <w:p>
+      <w:pPr>
+        <w:pStyle w:val="Bibliography"/>
+      </w:pPr>
+      <w:r>
+        <w:t xml:space="preserve">Blitzstein, Joseph K., and Jessica Hwang. 2019.</w:t>
+      </w:r>
+      <w:r>
+        <w:t xml:space="preserve"> </w:t>
+      </w:r>
+      <w:r>
+        <w:rPr>
+          <w:i/>
+          <w:iCs/>
+        </w:rPr>
+        <w:t xml:space="preserve">Introduction to Probability</w:t>
+      </w:r>
+      <w:r>
+        <w:t xml:space="preserve">. 2nd ed. Chapman; Hall/CRC.</w:t>
+      </w:r>
+      <w:r>
+        <w:t xml:space="preserve"> </w:t>
+      </w:r>
+      <w:hyperlink r:id="rId51">
+        <w:r>
+          <w:rPr>
+            <w:rStyle w:val="Hyperlink"/>
+          </w:rPr>
+          <w:t xml:space="preserve">https://doi.org/10.1201/9780429428357</w:t>
+        </w:r>
+      </w:hyperlink>
+      <w:r>
+        <w:t xml:space="preserve">.</w:t>
+      </w:r>
+    </w:p>
+    <w:bookmarkEnd w:id="52"/>
+    <w:bookmarkStart w:id="54" w:name="ref-hawkins2004"/>
     <w:p>
       <w:pPr>
         <w:pStyle w:val="Bibliography"/>
@@ -3819,7 +4255,7 @@
       <w:r>
         <w:t xml:space="preserve"> </w:t>
       </w:r>
-      <w:hyperlink r:id="rId46">
+      <w:hyperlink r:id="rId53">
         <w:r>
           <w:rPr>
             <w:rStyle w:val="Hyperlink"/>
@@ -3831,8 +4267,8 @@
         <w:t xml:space="preserve">.</w:t>
       </w:r>
     </w:p>
-    <w:bookmarkEnd w:id="47"/>
-    <w:bookmarkStart w:id="49" w:name="ref-knuth84"/>
+    <w:bookmarkEnd w:id="54"/>
+    <w:bookmarkStart w:id="56" w:name="ref-knuth84"/>
     <w:p>
       <w:pPr>
         <w:pStyle w:val="Bibliography"/>
@@ -3865,7 +4301,7 @@
       <w:r>
         <w:t xml:space="preserve"> </w:t>
       </w:r>
-      <w:hyperlink r:id="rId48">
+      <w:hyperlink r:id="rId55">
         <w:r>
           <w:rPr>
             <w:rStyle w:val="Hyperlink"/>
@@ -3877,8 +4313,8 @@
         <w:t xml:space="preserve">.</w:t>
       </w:r>
     </w:p>
-    <w:bookmarkEnd w:id="49"/>
-    <w:bookmarkStart w:id="50" w:name="ref-mitchell1997"/>
+    <w:bookmarkEnd w:id="56"/>
+    <w:bookmarkStart w:id="57" w:name="ref-mitchell1997"/>
     <w:p>
       <w:pPr>
         <w:pStyle w:val="Bibliography"/>
@@ -3900,8 +4336,8 @@
         <w:t xml:space="preserve">. McGraw-Hill.</w:t>
       </w:r>
     </w:p>
-    <w:bookmarkEnd w:id="50"/>
-    <w:bookmarkStart w:id="52" w:name="ref-stackoverflow2024"/>
+    <w:bookmarkEnd w:id="57"/>
+    <w:bookmarkStart w:id="59" w:name="ref-stackoverflow2024"/>
     <w:p>
       <w:pPr>
         <w:pStyle w:val="Bibliography"/>
@@ -3925,7 +4361,7 @@
       <w:r>
         <w:t xml:space="preserve"> </w:t>
       </w:r>
-      <w:hyperlink r:id="rId51">
+      <w:hyperlink r:id="rId58">
         <w:r>
           <w:rPr>
             <w:rStyle w:val="Hyperlink"/>
@@ -3937,8 +4373,51 @@
         <w:t xml:space="preserve">.</w:t>
       </w:r>
     </w:p>
-    <w:bookmarkEnd w:id="52"/>
-    <w:bookmarkStart w:id="54" w:name="ref-vapnik1998"/>
+    <w:bookmarkEnd w:id="59"/>
+    <w:bookmarkStart w:id="61" w:name="ref-tchebichef1867"/>
+    <w:p>
+      <w:pPr>
+        <w:pStyle w:val="Bibliography"/>
+      </w:pPr>
+      <w:r>
+        <w:t xml:space="preserve">Tchébychef, P. L. 1867.</w:t>
+      </w:r>
+      <w:r>
+        <w:t xml:space="preserve"> </w:t>
+      </w:r>
+      <w:r>
+        <w:t xml:space="preserve">“Des Valeurs Moyennes.”</w:t>
+      </w:r>
+      <w:r>
+        <w:t xml:space="preserve"> </w:t>
+      </w:r>
+      <w:r>
+        <w:rPr>
+          <w:i/>
+          <w:iCs/>
+        </w:rPr>
+        <w:t xml:space="preserve">Journal de Mathématiques Pures Et Appliquées</w:t>
+      </w:r>
+      <w:r>
+        <w:t xml:space="preserve">, 2nd series, vol. 12: 177–84.</w:t>
+      </w:r>
+      <w:r>
+        <w:t xml:space="preserve"> </w:t>
+      </w:r>
+      <w:hyperlink r:id="rId60">
+        <w:r>
+          <w:rPr>
+            <w:rStyle w:val="Hyperlink"/>
+          </w:rPr>
+          <w:t xml:space="preserve">https://www.numdam.org/item/JMPA_1867_2_12__177_0/</w:t>
+        </w:r>
+      </w:hyperlink>
+      <w:r>
+        <w:t xml:space="preserve">.</w:t>
+      </w:r>
+    </w:p>
+    <w:bookmarkEnd w:id="61"/>
+    <w:bookmarkStart w:id="63" w:name="ref-vapnik1998"/>
     <w:p>
       <w:pPr>
         <w:pStyle w:val="Bibliography"/>
@@ -3962,7 +4441,7 @@
       <w:r>
         <w:t xml:space="preserve"> </w:t>
       </w:r>
-      <w:hyperlink r:id="rId53">
+      <w:hyperlink r:id="rId62">
         <w:r>
           <w:rPr>
             <w:rStyle w:val="Hyperlink"/>
@@ -3974,9 +4453,9 @@
         <w:t xml:space="preserve">.</w:t>
       </w:r>
     </w:p>
-    <w:bookmarkEnd w:id="54"/>
-    <w:bookmarkEnd w:id="55"/>
-    <w:bookmarkEnd w:id="56"/>
+    <w:bookmarkEnd w:id="63"/>
+    <w:bookmarkEnd w:id="64"/>
+    <w:bookmarkEnd w:id="65"/>
     <w:sectPr>
       <w:footnotePr>
         <w:numRestart w:val="eachSect"/>
@@ -4360,6 +4839,15 @@
     <w:abstractNumId w:val="991"/>
   </w:num>
   <w:num w:numId="1019">
+    <w:abstractNumId w:val="991"/>
+  </w:num>
+  <w:num w:numId="1020">
+    <w:abstractNumId w:val="991"/>
+  </w:num>
+  <w:num w:numId="1021">
+    <w:abstractNumId w:val="991"/>
+  </w:num>
+  <w:num w:numId="1022">
     <w:abstractNumId w:val="991"/>
   </w:num>
 </w:numbering>
